--- a/templates/P3-0420.docx
+++ b/templates/P3-0420.docx
@@ -591,7 +591,7 @@
           <w:szCs w:val="20"/>
           <w:u w:val="single"/>
         </w:rPr>
-        <w:t xml:space="preserve">                                           </w:t>
+        <w:t xml:space="preserve">{decedent_death_date}</w:t>
       </w:r>
       <w:r>
         <w:rPr>
@@ -608,7 +608,7 @@
           <w:szCs w:val="20"/>
           <w:u w:val="single"/>
         </w:rPr>
-        <w:t xml:space="preserve">                </w:t>
+        <w:t xml:space="preserve">{decedent_death_year}</w:t>
       </w:r>
       <w:r>
         <w:rPr>
@@ -625,7 +625,7 @@
           <w:szCs w:val="20"/>
           <w:u w:val="single"/>
         </w:rPr>
-        <w:t xml:space="preserve">                                                                                     </w:t>
+        <w:t xml:space="preserve">{petitioner_name}</w:t>
       </w:r>
       <w:r>
         <w:rPr>
@@ -676,7 +676,7 @@
           <w:szCs w:val="20"/>
           <w:u w:val="single"/>
         </w:rPr>
-        <w:t xml:space="preserve">                                                               </w:t>
+        <w:t xml:space="preserve">{will_date}</w:t>
       </w:r>
       <w:r>
         <w:rPr>
@@ -693,7 +693,7 @@
           <w:szCs w:val="20"/>
           <w:u w:val="single"/>
         </w:rPr>
-        <w:t xml:space="preserve">         </w:t>
+        <w:t xml:space="preserve">{will_year}</w:t>
       </w:r>
       <w:r>
         <w:rPr>
@@ -728,7 +728,7 @@
           <w:szCs w:val="20"/>
           <w:u w:val="single"/>
         </w:rPr>
-        <w:t xml:space="preserve">                                                                                                                                                              </w:t>
+        <w:t xml:space="preserve">{witnesses}</w:t>
       </w:r>
       <w:r>
         <w:rPr>
